--- a/ML_System_Design/ML_SD_M15_NLP.docx
+++ b/ML_System_Design/ML_SD_M15_NLP.docx
@@ -760,7 +760,7 @@
       <w:r>
         <w:drawing>
           <wp:inline>
-            <wp:extent cx="5334000" cy="2721876"/>
+            <wp:extent cx="5727700" cy="2922776"/>
             <wp:effectExtent b="0" l="0" r="0" t="0"/>
             <wp:docPr descr="The NLP pipeline: raw text is cleaned/normalized, split into tokens, mapped to embedding vectors, then fed to a model that produces the output." title="" id="11" name="Picture"/>
             <a:graphic>
@@ -781,7 +781,7 @@
                   <pic:spPr bwMode="auto">
                     <a:xfrm>
                       <a:off x="0" y="0"/>
-                      <a:ext cx="5334000" cy="2721876"/>
+                      <a:ext cx="5727700" cy="2922776"/>
                     </a:xfrm>
                     <a:prstGeom prst="rect">
                       <a:avLst/>
@@ -1374,7 +1374,7 @@
       <w:r>
         <w:drawing>
           <wp:inline>
-            <wp:extent cx="5334000" cy="2557020"/>
+            <wp:extent cx="5727700" cy="2745753"/>
             <wp:effectExtent b="0" l="0" r="0" t="0"/>
             <wp:docPr descr="Three tokenization strategies: word-level (huge vocab, breaks on new words), subword/BPE (small vocab, handles rare and new words), and character-level (tiny vocab, very long sequences)." title="" id="17" name="Picture"/>
             <a:graphic>
@@ -1395,7 +1395,7 @@
                   <pic:spPr bwMode="auto">
                     <a:xfrm>
                       <a:off x="0" y="0"/>
-                      <a:ext cx="5334000" cy="2557020"/>
+                      <a:ext cx="5727700" cy="2745753"/>
                     </a:xfrm>
                     <a:prstGeom prst="rect">
                       <a:avLst/>
@@ -2169,7 +2169,7 @@
       <w:r>
         <w:drawing>
           <wp:inline>
-            <wp:extent cx="5334000" cy="2750170"/>
+            <wp:extent cx="5727700" cy="2953159"/>
             <wp:effectExtent b="0" l="0" r="0" t="0"/>
             <wp:docPr descr="Embeddings evolution timeline: word2vec (2013, static) and GloVe (2014, static) give one fixed vector per word; BERT (2018) and modern encoders (2020+) give contextual vectors that depend on the whole sentence." title="" id="24" name="Picture"/>
             <a:graphic>
@@ -2190,7 +2190,7 @@
                   <pic:spPr bwMode="auto">
                     <a:xfrm>
                       <a:off x="0" y="0"/>
-                      <a:ext cx="5334000" cy="2750170"/>
+                      <a:ext cx="5727700" cy="2953159"/>
                     </a:xfrm>
                     <a:prstGeom prst="rect">
                       <a:avLst/>
@@ -2508,7 +2508,7 @@
       <w:r>
         <w:drawing>
           <wp:inline>
-            <wp:extent cx="5334000" cy="2563627"/>
+            <wp:extent cx="5727700" cy="2752848"/>
             <wp:effectExtent b="0" l="0" r="0" t="0"/>
             <wp:docPr descr="The word “bank”: a static model gives the SAME vector for “river bank” and “money bank”; a contextual model reads the sentence and produces different vectors (A vs B) for the two meanings." title="" id="29" name="Picture"/>
             <a:graphic>
@@ -2529,7 +2529,7 @@
                   <pic:spPr bwMode="auto">
                     <a:xfrm>
                       <a:off x="0" y="0"/>
-                      <a:ext cx="5334000" cy="2563627"/>
+                      <a:ext cx="5727700" cy="2752848"/>
                     </a:xfrm>
                     <a:prstGeom prst="rect">
                       <a:avLst/>
@@ -2951,7 +2951,7 @@
       <w:r>
         <w:drawing>
           <wp:inline>
-            <wp:extent cx="5334000" cy="2750170"/>
+            <wp:extent cx="5727700" cy="2953159"/>
             <wp:effectExtent b="0" l="0" r="0" t="0"/>
             <wp:docPr descr="Core NLP tasks: classification, sentiment, and NER map text to a label or per-token tag (understanding); QA, summarization, and translation produce a sequence of new text (generation)." title="" id="34" name="Picture"/>
             <a:graphic>
@@ -2972,7 +2972,7 @@
                   <pic:spPr bwMode="auto">
                     <a:xfrm>
                       <a:off x="0" y="0"/>
-                      <a:ext cx="5334000" cy="2750170"/>
+                      <a:ext cx="5727700" cy="2953159"/>
                     </a:xfrm>
                     <a:prstGeom prst="rect">
                       <a:avLst/>
@@ -3578,7 +3578,7 @@
       <w:r>
         <w:drawing>
           <wp:inline>
-            <wp:extent cx="5334000" cy="2750170"/>
+            <wp:extent cx="5727700" cy="2953159"/>
             <wp:effectExtent b="0" l="0" r="0" t="0"/>
             <wp:docPr descr="Semantic search: the query text goes through an encoder to a query vector; document vectors are precomputed; an ANN index finds the top-k nearest by cosine similarity and returns the best matches." title="" id="42" name="Picture"/>
             <a:graphic>
@@ -3599,7 +3599,7 @@
                   <pic:spPr bwMode="auto">
                     <a:xfrm>
                       <a:off x="0" y="0"/>
-                      <a:ext cx="5334000" cy="2750170"/>
+                      <a:ext cx="5727700" cy="2953159"/>
                     </a:xfrm>
                     <a:prstGeom prst="rect">
                       <a:avLst/>
@@ -4026,7 +4026,7 @@
       <w:r>
         <w:drawing>
           <wp:inline>
-            <wp:extent cx="5334000" cy="2616015"/>
+            <wp:extent cx="5727700" cy="2809102"/>
             <wp:effectExtent b="0" l="0" r="0" t="0"/>
             <wp:docPr descr="NLP serving latency breakdown: tokenization and embedding lookup are cheap; the model forward pass dominates and grows with sequence length. Fixes: cap length, cache, batch, distill/quantize." title="" id="49" name="Picture"/>
             <a:graphic>
@@ -4047,7 +4047,7 @@
                   <pic:spPr bwMode="auto">
                     <a:xfrm>
                       <a:off x="0" y="0"/>
-                      <a:ext cx="5334000" cy="2616015"/>
+                      <a:ext cx="5727700" cy="2809102"/>
                     </a:xfrm>
                     <a:prstGeom prst="rect">
                       <a:avLst/>
@@ -4756,7 +4756,7 @@
       <w:r>
         <w:drawing>
           <wp:inline>
-            <wp:extent cx="5334000" cy="2750170"/>
+            <wp:extent cx="5727700" cy="2953159"/>
             <wp:effectExtent b="0" l="0" r="0" t="0"/>
             <wp:docPr descr="Support ticket routing as a 7-step loop: ticket text in → clean+tokenize → embed → classify team → confidence check → route or send to human → log+retrain, with a feedback arrow returning corrections to the model." title="" id="57" name="Picture"/>
             <a:graphic>
@@ -4777,7 +4777,7 @@
                   <pic:spPr bwMode="auto">
                     <a:xfrm>
                       <a:off x="0" y="0"/>
-                      <a:ext cx="5334000" cy="2750170"/>
+                      <a:ext cx="5727700" cy="2953159"/>
                     </a:xfrm>
                     <a:prstGeom prst="rect">
                       <a:avLst/>
@@ -8270,6 +8270,8 @@
       <w:footnotePr>
         <w:numRestart w:val="eachSect"/>
       </w:footnotePr>
+      <w:pgSz w:h="16838" w:w="11906"/>
+      <w:pgMar w:bottom="1440" w:footer="720" w:gutter="0" w:header="720" w:left="1440" w:right="1440" w:top="1440"/>
     </w:sectPr>
   </w:body>
 </w:document>
